--- a/data/outputs/v2/Grade11/Biology/Quizzes/SS3.3_Excretion_and_Homeostasis_in_Animals/Biology_G11_SS3.3_Excretion_and_Homeostasis_in_Animals_L6_AnswerKey.docx
+++ b/data/outputs/v2/Grade11/Biology/Quizzes/SS3.3_Excretion_and_Homeostasis_in_Animals/Biology_G11_SS3.3_Excretion_and_Homeostasis_in_Animals_L6_AnswerKey.docx
@@ -1405,7 +1405,7 @@
         </w:rPr>
         <w:t xml:space="preserve">© 2026 SeaVuria and ARES. Aligned with KICD objectives. Developed by SeaVuria; technical implementation by ARES (with AI assistance from Claude). Licensed under </w:t>
       </w:r>
-      <w:hyperlink w:history="1" r:id="rId3igzqxmhm6q__p1d9c7jg">
+      <w:hyperlink w:history="1" r:id="rIddqpzeu5wozas-kmbzcxtf">
         <w:r>
           <w:rPr>
             <w:rFonts w:ascii="Arial" w:cs="Arial" w:eastAsia="Arial" w:hAnsi="Arial"/>
@@ -1426,7 +1426,7 @@
         </w:rPr>
         <w:t xml:space="preserve"> (</w:t>
       </w:r>
-      <w:hyperlink w:history="1" r:id="rId1lvs6nkhs7h5xasbmgnsv">
+      <w:hyperlink w:history="1" r:id="rIdjzluxkwxy9ibpt7jsyaan">
         <w:r>
           <w:rPr>
             <w:rFonts w:ascii="Arial" w:cs="Arial" w:eastAsia="Arial" w:hAnsi="Arial"/>

--- a/data/outputs/v2/Grade11/Biology/Quizzes/SS3.3_Excretion_and_Homeostasis_in_Animals/Biology_G11_SS3.3_Excretion_and_Homeostasis_in_Animals_L6_AnswerKey.docx
+++ b/data/outputs/v2/Grade11/Biology/Quizzes/SS3.3_Excretion_and_Homeostasis_in_Animals/Biology_G11_SS3.3_Excretion_and_Homeostasis_in_Animals_L6_AnswerKey.docx
@@ -1405,7 +1405,7 @@
         </w:rPr>
         <w:t xml:space="preserve">© 2026 SeaVuria and ARES. Aligned with KICD objectives. Developed by SeaVuria; technical implementation by ARES (with AI assistance from Claude). Licensed under </w:t>
       </w:r>
-      <w:hyperlink w:history="1" r:id="rIddqpzeu5wozas-kmbzcxtf">
+      <w:hyperlink w:history="1" r:id="rId_mdl0-fsdiria5sqces2u">
         <w:r>
           <w:rPr>
             <w:rFonts w:ascii="Arial" w:cs="Arial" w:eastAsia="Arial" w:hAnsi="Arial"/>
@@ -1426,7 +1426,7 @@
         </w:rPr>
         <w:t xml:space="preserve"> (</w:t>
       </w:r>
-      <w:hyperlink w:history="1" r:id="rIdjzluxkwxy9ibpt7jsyaan">
+      <w:hyperlink w:history="1" r:id="rIdbr6cpnlenogy2zvqhpoar">
         <w:r>
           <w:rPr>
             <w:rFonts w:ascii="Arial" w:cs="Arial" w:eastAsia="Arial" w:hAnsi="Arial"/>
